--- a/docs/01_프로젝트_기획서.docx
+++ b/docs/01_프로젝트_기획서.docx
@@ -13,7 +13,7 @@
           <w:color w:val="1F3864"/>
           <w:sz w:val="36"/>
         </w:rPr>
-        <w:t>초도품 치수검사 자동화 · 협력사 일일점검표 사진 품질관리 — 프로젝트 기획서</w:t>
+        <w:t>초도품 치수검사 자동화 · 협력사 일일점검표 사진 품질관리 · 용접누락 검출 — 프로젝트 기획서</w:t>
       </w:r>
     </w:p>
     <w:tbl>
@@ -161,7 +161,7 @@
                 <w:rFonts w:ascii="맑은 고딕" w:hAnsi="맑은 고딕" w:eastAsia="맑은 고딕"/>
                 <w:sz w:val="19"/>
               </w:rPr>
-              <w:t>인천캠퍼스 제품품질팀</w:t>
+              <w:t>인천캠퍼스 제품품질팀 (과제 A·B) / 인천캠퍼스 부품품질팀 (과제 C, 게시물 3에 적힌 소속)</w:t>
             </w:r>
           </w:p>
         </w:tc>
@@ -257,7 +257,7 @@
                 <w:rFonts w:ascii="맑은 고딕" w:hAnsi="맑은 고딕" w:eastAsia="맑은 고딕"/>
                 <w:sz w:val="19"/>
               </w:rPr>
-              <w:t>초안 v0.1 — 수강생 제출 자료 기반</w:t>
+              <w:t>초안 v0.2 — 수강생 추가 게시물·댓글 반영</w:t>
             </w:r>
           </w:p>
         </w:tc>
@@ -273,7 +273,7 @@
           <w:rFonts w:ascii="맑은 고딕" w:hAnsi="맑은 고딕" w:eastAsia="맑은 고딕"/>
           <w:sz w:val="20"/>
         </w:rPr>
-        <w:t xml:space="preserve">제출자는 서로 다른 과제 2건을 올렸습니다. 이 문서는 두 과제를 </w:t>
+        <w:t xml:space="preserve">제출자는 서로 다른 과제 3건을 올렸습니다(2026-09-28에 세 번째 과제 추가). 이 문서는 세 과제를 </w:t>
       </w:r>
       <w:r>
         <w:rPr>
@@ -288,7 +288,7 @@
           <w:rFonts w:ascii="맑은 고딕" w:hAnsi="맑은 고딕" w:eastAsia="맑은 고딕"/>
           <w:sz w:val="20"/>
         </w:rPr>
-        <w:t xml:space="preserve">와 </w:t>
+        <w:t xml:space="preserve">, </w:t>
       </w:r>
       <w:r>
         <w:rPr>
@@ -297,6 +297,21 @@
           <w:sz w:val="20"/>
         </w:rPr>
         <w:t>과제 B</w:t>
+      </w:r>
+      <w:r>
+        <w:rPr>
+          <w:rFonts w:ascii="맑은 고딕" w:hAnsi="맑은 고딕" w:eastAsia="맑은 고딕"/>
+          <w:sz w:val="20"/>
+        </w:rPr>
+        <w:t xml:space="preserve">, </w:t>
+      </w:r>
+      <w:r>
+        <w:rPr>
+          <w:rFonts w:ascii="맑은 고딕" w:hAnsi="맑은 고딕" w:eastAsia="맑은 고딕"/>
+          <w:b/>
+          <w:sz w:val="20"/>
+        </w:rPr>
+        <w:t>과제 C</w:t>
       </w:r>
       <w:r>
         <w:rPr>
@@ -369,6 +384,33 @@
       <w:pPr>
         <w:ind w:left="360"/>
       </w:pPr>
+      <w:r>
+        <w:rPr>
+          <w:rFonts w:ascii="맑은 고딕" w:hAnsi="맑은 고딕" w:eastAsia="맑은 고딕"/>
+          <w:sz w:val="20"/>
+        </w:rPr>
+        <w:t xml:space="preserve">- </w:t>
+      </w:r>
+      <w:r>
+        <w:rPr>
+          <w:rFonts w:ascii="맑은 고딕" w:hAnsi="맑은 고딕" w:eastAsia="맑은 고딕"/>
+          <w:b/>
+          <w:sz w:val="20"/>
+        </w:rPr>
+        <w:t>과제 C — 용접누락 방지 검출 시스템</w:t>
+      </w:r>
+      <w:r>
+        <w:rPr>
+          <w:rFonts w:ascii="맑은 고딕" w:hAnsi="맑은 고딕" w:eastAsia="맑은 고딕"/>
+          <w:sz w:val="20"/>
+        </w:rPr>
+        <w:t xml:space="preserve"> (게시물 3, 첨부 03, 2026-09-28 추가)</w:t>
+      </w:r>
+    </w:p>
+    <w:p>
+      <w:pPr>
+        <w:ind w:left="360"/>
+      </w:pPr>
     </w:p>
     <w:p>
       <w:pPr>
@@ -424,6 +466,38 @@
           <w:sz w:val="20"/>
         </w:rPr>
         <w:t>3. 과제 A에서 만드는 "사진 → 숫자 추출 → 확인필요 표시 → 사람이 확정" 흐름을 과제 B가 그대로 재사용할 수 있습니다.</w:t>
+      </w:r>
+    </w:p>
+    <w:p>
+      <w:pPr>
+        <w:ind w:left="360"/>
+      </w:pPr>
+    </w:p>
+    <w:p>
+      <w:pPr>
+        <w:ind w:left="360"/>
+      </w:pPr>
+      <w:r>
+        <w:rPr>
+          <w:rFonts w:ascii="맑은 고딕" w:hAnsi="맑은 고딕" w:eastAsia="맑은 고딕"/>
+          <w:sz w:val="20"/>
+        </w:rPr>
+        <w:t xml:space="preserve">과제 C는 추가 게시물에서 1차 개발 대상을 바꾸자는 요청이 없어 </w:t>
+      </w:r>
+      <w:r>
+        <w:rPr>
+          <w:rFonts w:ascii="맑은 고딕" w:hAnsi="맑은 고딕" w:eastAsia="맑은 고딕"/>
+          <w:b/>
+          <w:sz w:val="20"/>
+        </w:rPr>
+        <w:t>1차 개발 대상은 그대로 과제 A</w:t>
+      </w:r>
+      <w:r>
+        <w:rPr>
+          <w:rFonts w:ascii="맑은 고딕" w:hAnsi="맑은 고딕" w:eastAsia="맑은 고딕"/>
+          <w:sz w:val="20"/>
+        </w:rPr>
+        <w:t>로 둡니다. 과제 C는 사진 판독(AI)이 핵심이라 정상/누락 라벨이 붙은 사진 세트가 먼저 있어야 하므로, 이 문서에서는 1단계 시제품에 무엇이 필요한지까지만 정리합니다.</w:t>
       </w:r>
     </w:p>
     <w:p>
@@ -886,6 +960,128 @@
     </w:p>
     <w:p>
       <w:pPr>
+        <w:pStyle w:val="Heading3"/>
+      </w:pPr>
+      <w:r>
+        <w:rPr>
+          <w:rFonts w:ascii="맑은 고딕" w:hAnsi="맑은 고딕" w:eastAsia="맑은 고딕"/>
+          <w:b/>
+          <w:color w:val="1F3864"/>
+          <w:sz w:val="24"/>
+        </w:rPr>
+        <w:t>과제 C — 용접누락 방지 검출 (2026-09-28 추가)</w:t>
+      </w:r>
+    </w:p>
+    <w:p>
+      <w:pPr>
+        <w:pStyle w:val="ListBullet"/>
+      </w:pPr>
+      <w:r>
+        <w:rPr>
+          <w:rFonts w:ascii="맑은 고딕" w:hAnsi="맑은 고딕" w:eastAsia="맑은 고딕"/>
+          <w:sz w:val="21"/>
+        </w:rPr>
+        <w:t>대상 공정은 Boom/Arm 내부용접이고, 대상 협력사는 엑셀 검사성적서를 제출하는 협력사 전체입니다(첨부 03 표제 표).</w:t>
+      </w:r>
+    </w:p>
+    <w:p>
+      <w:pPr>
+        <w:pStyle w:val="ListBullet"/>
+      </w:pPr>
+      <w:r>
+        <w:rPr>
+          <w:rFonts w:ascii="맑은 고딕" w:hAnsi="맑은 고딕" w:eastAsia="맑은 고딕"/>
+          <w:sz w:val="21"/>
+        </w:rPr>
+        <w:t>협력사는 용접 사진을 가이드에 맞게 찍어 엑셀 검사성적서에 등록하고, 회사 포털에서 업로드 권한을 받아 파일을 올립니다.</w:t>
+      </w:r>
+    </w:p>
+    <w:p>
+      <w:pPr>
+        <w:pStyle w:val="ListBullet"/>
+      </w:pPr>
+      <w:r>
+        <w:rPr>
+          <w:rFonts w:ascii="맑은 고딕" w:hAnsi="맑은 고딕" w:eastAsia="맑은 고딕"/>
+          <w:sz w:val="21"/>
+        </w:rPr>
+        <w:t>용접이 되지 않은 제품의 사진이 올라왔지만 걸러지지 않았고, 그 제품이 조립되어 고객 사용 중 깨지는 하자가 발생했습니다.</w:t>
+      </w:r>
+    </w:p>
+    <w:p>
+      <w:pPr>
+        <w:pStyle w:val="ListBullet"/>
+      </w:pPr>
+      <w:r>
+        <w:rPr>
+          <w:rFonts w:ascii="맑은 고딕" w:hAnsi="맑은 고딕" w:eastAsia="맑은 고딕"/>
+          <w:sz w:val="21"/>
+        </w:rPr>
+        <w:t>제출자가 정리한 검출 실패 지점은 두 곳입니다.</w:t>
+      </w:r>
+    </w:p>
+    <w:p>
+      <w:pPr>
+        <w:pStyle w:val="ListBullet2"/>
+      </w:pPr>
+      <w:r>
+        <w:rPr>
+          <w:rFonts w:ascii="맑은 고딕" w:hAnsi="맑은 고딕" w:eastAsia="맑은 고딕"/>
+          <w:sz w:val="21"/>
+        </w:rPr>
+        <w:t>협력사의 내부용접 사진 촬영 시 미검출</w:t>
+      </w:r>
+    </w:p>
+    <w:p>
+      <w:pPr>
+        <w:pStyle w:val="ListBullet2"/>
+      </w:pPr>
+      <w:r>
+        <w:rPr>
+          <w:rFonts w:ascii="맑은 고딕" w:hAnsi="맑은 고딕" w:eastAsia="맑은 고딕"/>
+          <w:sz w:val="21"/>
+        </w:rPr>
+        <w:t>사진 등록 및 본사 검토 시 미검출</w:t>
+      </w:r>
+    </w:p>
+    <w:p>
+      <w:pPr>
+        <w:pStyle w:val="ListBullet"/>
+      </w:pPr>
+      <w:r>
+        <w:rPr>
+          <w:rFonts w:ascii="맑은 고딕" w:hAnsi="맑은 고딕" w:eastAsia="맑은 고딕"/>
+          <w:sz w:val="21"/>
+        </w:rPr>
+        <w:t>근본 원인은 "불량 정보가 이미 있었는데 확인하고 걸러내는 절차가 없었던 프로세스 단절"로 적었습니다. 협력사가 낸 엑셀 검사성적서에서도 용접이 안 된 상태가 이미 확인되는 건이었습니다.</w:t>
+      </w:r>
+    </w:p>
+    <w:p>
+      <w:pPr>
+        <w:pStyle w:val="ListBullet"/>
+      </w:pPr>
+      <w:r>
+        <w:rPr>
+          <w:rFonts w:ascii="맑은 고딕" w:hAnsi="맑은 고딕" w:eastAsia="맑은 고딕"/>
+          <w:sz w:val="21"/>
+        </w:rPr>
+        <w:t>경영진으로부터 재발방지 장치 마련과 "협력사 업로드 시점 AI 용접누락 감지 가능 여부 검토"가 요청되었습니다.</w:t>
+      </w:r>
+    </w:p>
+    <w:p>
+      <w:pPr>
+        <w:pStyle w:val="ListBullet"/>
+      </w:pPr>
+      <w:r>
+        <w:rPr>
+          <w:rFonts w:ascii="맑은 고딕" w:hAnsi="맑은 고딕" w:eastAsia="맑은 고딕"/>
+          <w:sz w:val="21"/>
+        </w:rPr>
+        <w:t>게시물 3에는 "해당 용접자의 불량률도 누적하여 확인"하고 싶다는 요구가 추가로 적혀 있습니다.</w:t>
+      </w:r>
+    </w:p>
+    <w:p>
+      <w:pPr>
         <w:pStyle w:val="Heading2"/>
       </w:pPr>
       <w:r>
@@ -950,6 +1146,26 @@
           <w:sz w:val="21"/>
         </w:rPr>
         <w:t>: 협력사의 행동은 "매일 점검표를 작성하고 사진으로 등록한다"로 단순화하고, 본사는 사진을 바탕으로 "제대로 점검했는가 → 이상은 없는가 → 이상 징후가 늘고 있는가 → 실제 품질문제와 연결되는가"를 데이터로 관리합니다.</w:t>
+      </w:r>
+    </w:p>
+    <w:p>
+      <w:pPr>
+        <w:pStyle w:val="ListBullet"/>
+      </w:pPr>
+      <w:r>
+        <w:rPr>
+          <w:rFonts w:ascii="맑은 고딕" w:hAnsi="맑은 고딕" w:eastAsia="맑은 고딕"/>
+          <w:b/>
+          <w:sz w:val="21"/>
+        </w:rPr>
+        <w:t>과제 C</w:t>
+      </w:r>
+      <w:r>
+        <w:rPr>
+          <w:rFonts w:ascii="맑은 고딕" w:hAnsi="맑은 고딕" w:eastAsia="맑은 고딕"/>
+          <w:sz w:val="21"/>
+        </w:rPr>
+        <w:t>: 협력사가 검사성적서 엑셀을 작성·업로드하는 시점에 첨부 사진을 판독해 용접누락을 바로 감지하고, 미용접 제품이 본사 입고·조립 공정으로 넘어가지 않게 합니다. 판독 결과는 협력사·본사 담당자에게 공유하고, 용접자별 불량률을 누적합니다. 제출자는 AI 판독을 "보완적 안전망"으로 두고, 엑셀에 "용접 미완료/누락"으로 기록된 항목의 강제 알림·조립 투입 전 확인 체크포인트를 함께 두겠다고 적었습니다.</w:t>
       </w:r>
     </w:p>
     <w:p>
@@ -1664,6 +1880,254 @@
           </w:p>
         </w:tc>
       </w:tr>
+      <w:tr>
+        <w:tc>
+          <w:tcPr>
+            <w:tcW w:type="dxa" w:w="2160"/>
+          </w:tcPr>
+          <w:p>
+            <w:r/>
+            <w:r>
+              <w:rPr>
+                <w:rFonts w:ascii="맑은 고딕" w:hAnsi="맑은 고딕" w:eastAsia="맑은 고딕"/>
+                <w:sz w:val="19"/>
+              </w:rPr>
+              <w:t>[C] 용접 사진(양호/불량)</w:t>
+            </w:r>
+          </w:p>
+        </w:tc>
+        <w:tc>
+          <w:tcPr>
+            <w:tcW w:type="dxa" w:w="2160"/>
+          </w:tcPr>
+          <w:p>
+            <w:r/>
+            <w:r>
+              <w:rPr>
+                <w:rFonts w:ascii="맑은 고딕" w:hAnsi="맑은 고딕" w:eastAsia="맑은 고딕"/>
+                <w:sz w:val="19"/>
+              </w:rPr>
+              <w:t>위치별(A~F) 내부용접 사진, 엑셀 검사성적서에 등록된 형태</w:t>
+            </w:r>
+          </w:p>
+        </w:tc>
+        <w:tc>
+          <w:tcPr>
+            <w:tcW w:type="dxa" w:w="2160"/>
+          </w:tcPr>
+          <w:p>
+            <w:r/>
+            <w:r>
+              <w:rPr>
+                <w:rFonts w:ascii="맑은 고딕" w:hAnsi="맑은 고딕" w:eastAsia="맑은 고딕"/>
+                <w:sz w:val="19"/>
+              </w:rPr>
+              <w:t>수량 미확인</w:t>
+            </w:r>
+          </w:p>
+        </w:tc>
+        <w:tc>
+          <w:tcPr>
+            <w:tcW w:type="dxa" w:w="2160"/>
+          </w:tcPr>
+          <w:p>
+            <w:r/>
+            <w:r>
+              <w:rPr>
+                <w:rFonts w:ascii="맑은 고딕" w:hAnsi="맑은 고딕" w:eastAsia="맑은 고딕"/>
+                <w:sz w:val="19"/>
+              </w:rPr>
+              <w:t>제출자가 실제 제출 사진을 검토해 보니 위치에 따라 어둡거나 초점이 맞지 않은 사진이 다수라고 적음. 사고가 난 B·E 위치 샘플을 우선 확보할 계획</w:t>
+            </w:r>
+          </w:p>
+        </w:tc>
+      </w:tr>
+      <w:tr>
+        <w:tc>
+          <w:tcPr>
+            <w:tcW w:type="dxa" w:w="2160"/>
+          </w:tcPr>
+          <w:p>
+            <w:r/>
+            <w:r>
+              <w:rPr>
+                <w:rFonts w:ascii="맑은 고딕" w:hAnsi="맑은 고딕" w:eastAsia="맑은 고딕"/>
+                <w:sz w:val="19"/>
+              </w:rPr>
+              <w:t>[C] 협력사 내부용접 검사성적서</w:t>
+            </w:r>
+          </w:p>
+        </w:tc>
+        <w:tc>
+          <w:tcPr>
+            <w:tcW w:type="dxa" w:w="2160"/>
+          </w:tcPr>
+          <w:p>
+            <w:r/>
+            <w:r>
+              <w:rPr>
+                <w:rFonts w:ascii="맑은 고딕" w:hAnsi="맑은 고딕" w:eastAsia="맑은 고딕"/>
+                <w:sz w:val="19"/>
+              </w:rPr>
+              <w:t>엑셀(사진 + 기록)</w:t>
+            </w:r>
+          </w:p>
+        </w:tc>
+        <w:tc>
+          <w:tcPr>
+            <w:tcW w:type="dxa" w:w="2160"/>
+          </w:tcPr>
+          <w:p>
+            <w:r/>
+            <w:r>
+              <w:rPr>
+                <w:rFonts w:ascii="맑은 고딕" w:hAnsi="맑은 고딕" w:eastAsia="맑은 고딕"/>
+                <w:sz w:val="19"/>
+              </w:rPr>
+              <w:t>제출 건마다</w:t>
+            </w:r>
+          </w:p>
+        </w:tc>
+        <w:tc>
+          <w:tcPr>
+            <w:tcW w:type="dxa" w:w="2160"/>
+          </w:tcPr>
+          <w:p>
+            <w:r/>
+            <w:r>
+              <w:rPr>
+                <w:rFonts w:ascii="맑은 고딕" w:hAnsi="맑은 고딕" w:eastAsia="맑은 고딕"/>
+                <w:sz w:val="19"/>
+              </w:rPr>
+              <w:t>시트 구조 미확인. "용접 미완료/누락" 기록 칸이 있는 것으로 보임 (가정)</w:t>
+            </w:r>
+          </w:p>
+        </w:tc>
+      </w:tr>
+      <w:tr>
+        <w:tc>
+          <w:tcPr>
+            <w:tcW w:type="dxa" w:w="2160"/>
+          </w:tcPr>
+          <w:p>
+            <w:r/>
+            <w:r>
+              <w:rPr>
+                <w:rFonts w:ascii="맑은 고딕" w:hAnsi="맑은 고딕" w:eastAsia="맑은 고딕"/>
+                <w:sz w:val="19"/>
+              </w:rPr>
+              <w:t>[C] 정상/누락 라벨</w:t>
+            </w:r>
+          </w:p>
+        </w:tc>
+        <w:tc>
+          <w:tcPr>
+            <w:tcW w:type="dxa" w:w="2160"/>
+          </w:tcPr>
+          <w:p>
+            <w:r/>
+            <w:r>
+              <w:rPr>
+                <w:rFonts w:ascii="맑은 고딕" w:hAnsi="맑은 고딕" w:eastAsia="맑은 고딕"/>
+                <w:sz w:val="19"/>
+              </w:rPr>
+              <w:t>사람이 확인한 판정을 파일명 또는 표에 기록 (예: B위치-정상, E위치-누락)</w:t>
+            </w:r>
+          </w:p>
+        </w:tc>
+        <w:tc>
+          <w:tcPr>
+            <w:tcW w:type="dxa" w:w="2160"/>
+          </w:tcPr>
+          <w:p>
+            <w:r/>
+            <w:r>
+              <w:rPr>
+                <w:rFonts w:ascii="맑은 고딕" w:hAnsi="맑은 고딕" w:eastAsia="맑은 고딕"/>
+                <w:sz w:val="19"/>
+              </w:rPr>
+              <w:t>확보 예정 (첨부 03 §4.2)</w:t>
+            </w:r>
+          </w:p>
+        </w:tc>
+        <w:tc>
+          <w:tcPr>
+            <w:tcW w:type="dxa" w:w="2160"/>
+          </w:tcPr>
+          <w:p>
+            <w:r/>
+            <w:r>
+              <w:rPr>
+                <w:rFonts w:ascii="맑은 고딕" w:hAnsi="맑은 고딕" w:eastAsia="맑은 고딕"/>
+                <w:sz w:val="19"/>
+              </w:rPr>
+              <w:t>판독불가 동작 검증용 경계 사례(그을음·어두운 정상 사진)도 포함 예정</w:t>
+            </w:r>
+          </w:p>
+        </w:tc>
+      </w:tr>
+      <w:tr>
+        <w:tc>
+          <w:tcPr>
+            <w:tcW w:type="dxa" w:w="2160"/>
+          </w:tcPr>
+          <w:p>
+            <w:r/>
+            <w:r>
+              <w:rPr>
+                <w:rFonts w:ascii="맑은 고딕" w:hAnsi="맑은 고딕" w:eastAsia="맑은 고딕"/>
+                <w:sz w:val="19"/>
+              </w:rPr>
+              <w:t>[C] 용접자 정보</w:t>
+            </w:r>
+          </w:p>
+        </w:tc>
+        <w:tc>
+          <w:tcPr>
+            <w:tcW w:type="dxa" w:w="2160"/>
+          </w:tcPr>
+          <w:p>
+            <w:r/>
+            <w:r>
+              <w:rPr>
+                <w:rFonts w:ascii="맑은 고딕" w:hAnsi="맑은 고딕" w:eastAsia="맑은 고딕"/>
+                <w:sz w:val="19"/>
+              </w:rPr>
+              <w:t>사진·성적서에 연결된 용접자</w:t>
+            </w:r>
+          </w:p>
+        </w:tc>
+        <w:tc>
+          <w:tcPr>
+            <w:tcW w:type="dxa" w:w="2160"/>
+          </w:tcPr>
+          <w:p>
+            <w:r/>
+            <w:r>
+              <w:rPr>
+                <w:rFonts w:ascii="맑은 고딕" w:hAnsi="맑은 고딕" w:eastAsia="맑은 고딕"/>
+                <w:sz w:val="19"/>
+              </w:rPr>
+              <w:t>미확인</w:t>
+            </w:r>
+          </w:p>
+        </w:tc>
+        <w:tc>
+          <w:tcPr>
+            <w:tcW w:type="dxa" w:w="2160"/>
+          </w:tcPr>
+          <w:p>
+            <w:r/>
+            <w:r>
+              <w:rPr>
+                <w:rFonts w:ascii="맑은 고딕" w:hAnsi="맑은 고딕" w:eastAsia="맑은 고딕"/>
+                <w:sz w:val="19"/>
+              </w:rPr>
+              <w:t>게시물 3의 "용접자 불량률" 요구에 필요. 현재 성적서에 용접자 칸이 있는지 확인 필요. 개인정보 관리 기준 대상</w:t>
+            </w:r>
+          </w:p>
+        </w:tc>
+      </w:tr>
     </w:tbl>
     <w:p/>
     <w:p>
@@ -2155,6 +2619,399 @@
         <w:t xml:space="preserve">  R --&gt; N[알림]</w:t>
         <w:br/>
         <w:t xml:space="preserve">  T --&gt; K[협력사별 점검관리 Score&lt;br/&gt;설비별 이상 집중도]</w:t>
+      </w:r>
+    </w:p>
+    <w:p>
+      <w:pPr>
+        <w:pStyle w:val="Heading3"/>
+      </w:pPr>
+      <w:r>
+        <w:rPr>
+          <w:rFonts w:ascii="맑은 고딕" w:hAnsi="맑은 고딕" w:eastAsia="맑은 고딕"/>
+          <w:b/>
+          <w:color w:val="1F3864"/>
+          <w:sz w:val="24"/>
+        </w:rPr>
+        <w:t>과제 C</w:t>
+      </w:r>
+    </w:p>
+    <w:p>
+      <w:r>
+        <w:rPr>
+          <w:rFonts w:ascii="맑은 고딕" w:hAnsi="맑은 고딕" w:eastAsia="맑은 고딕"/>
+          <w:sz w:val="21"/>
+        </w:rPr>
+        <w:t>제출자가 정한 판별 흐름(첨부 03 §3.2):</w:t>
+      </w:r>
+    </w:p>
+    <w:tbl>
+      <w:tblPr>
+        <w:tblStyle w:val="TableGrid"/>
+        <w:tblW w:type="auto" w:w="0"/>
+        <w:tblLook w:firstColumn="1" w:firstRow="1" w:lastColumn="0" w:lastRow="0" w:noHBand="0" w:noVBand="1" w:val="04A0"/>
+      </w:tblPr>
+      <w:tblGrid>
+        <w:gridCol w:w="2880"/>
+        <w:gridCol w:w="2880"/>
+        <w:gridCol w:w="2880"/>
+      </w:tblGrid>
+      <w:tr>
+        <w:tc>
+          <w:tcPr>
+            <w:tcW w:type="dxa" w:w="2880"/>
+            <w:shd w:val="clear" w:color="auto" w:fill="E8EEF6"/>
+          </w:tcPr>
+          <w:p>
+            <w:r>
+              <w:rPr>
+                <w:b/>
+              </w:rPr>
+            </w:r>
+            <w:r>
+              <w:rPr>
+                <w:rFonts w:ascii="맑은 고딕" w:hAnsi="맑은 고딕" w:eastAsia="맑은 고딕"/>
+                <w:b/>
+                <w:sz w:val="19"/>
+              </w:rPr>
+              <w:t>단계</w:t>
+            </w:r>
+          </w:p>
+        </w:tc>
+        <w:tc>
+          <w:tcPr>
+            <w:tcW w:type="dxa" w:w="2880"/>
+            <w:shd w:val="clear" w:color="auto" w:fill="E8EEF6"/>
+          </w:tcPr>
+          <w:p>
+            <w:r>
+              <w:rPr>
+                <w:b/>
+              </w:rPr>
+            </w:r>
+            <w:r>
+              <w:rPr>
+                <w:rFonts w:ascii="맑은 고딕" w:hAnsi="맑은 고딕" w:eastAsia="맑은 고딕"/>
+                <w:b/>
+                <w:sz w:val="19"/>
+              </w:rPr>
+              <w:t>구분</w:t>
+            </w:r>
+          </w:p>
+        </w:tc>
+        <w:tc>
+          <w:tcPr>
+            <w:tcW w:type="dxa" w:w="2880"/>
+            <w:shd w:val="clear" w:color="auto" w:fill="E8EEF6"/>
+          </w:tcPr>
+          <w:p>
+            <w:r>
+              <w:rPr>
+                <w:b/>
+              </w:rPr>
+            </w:r>
+            <w:r>
+              <w:rPr>
+                <w:rFonts w:ascii="맑은 고딕" w:hAnsi="맑은 고딕" w:eastAsia="맑은 고딕"/>
+                <w:b/>
+                <w:sz w:val="19"/>
+              </w:rPr>
+              <w:t>내용</w:t>
+            </w:r>
+          </w:p>
+        </w:tc>
+      </w:tr>
+      <w:tr>
+        <w:tc>
+          <w:tcPr>
+            <w:tcW w:type="dxa" w:w="2880"/>
+          </w:tcPr>
+          <w:p>
+            <w:r/>
+            <w:r>
+              <w:rPr>
+                <w:rFonts w:ascii="맑은 고딕" w:hAnsi="맑은 고딕" w:eastAsia="맑은 고딕"/>
+                <w:sz w:val="19"/>
+              </w:rPr>
+              <w:t>1</w:t>
+            </w:r>
+          </w:p>
+        </w:tc>
+        <w:tc>
+          <w:tcPr>
+            <w:tcW w:type="dxa" w:w="2880"/>
+          </w:tcPr>
+          <w:p>
+            <w:r/>
+            <w:r>
+              <w:rPr>
+                <w:rFonts w:ascii="맑은 고딕" w:hAnsi="맑은 고딕" w:eastAsia="맑은 고딕"/>
+                <w:sz w:val="19"/>
+              </w:rPr>
+              <w:t>사진 등록</w:t>
+            </w:r>
+          </w:p>
+        </w:tc>
+        <w:tc>
+          <w:tcPr>
+            <w:tcW w:type="dxa" w:w="2880"/>
+          </w:tcPr>
+          <w:p>
+            <w:r/>
+            <w:r>
+              <w:rPr>
+                <w:rFonts w:ascii="맑은 고딕" w:hAnsi="맑은 고딕" w:eastAsia="맑은 고딕"/>
+                <w:sz w:val="19"/>
+              </w:rPr>
+              <w:t>협력사가 위치별(A~F) 내부용접 사진을 엑셀 검사성적서에 등록</w:t>
+            </w:r>
+          </w:p>
+        </w:tc>
+      </w:tr>
+      <w:tr>
+        <w:tc>
+          <w:tcPr>
+            <w:tcW w:type="dxa" w:w="2880"/>
+          </w:tcPr>
+          <w:p>
+            <w:r/>
+            <w:r>
+              <w:rPr>
+                <w:rFonts w:ascii="맑은 고딕" w:hAnsi="맑은 고딕" w:eastAsia="맑은 고딕"/>
+                <w:sz w:val="19"/>
+              </w:rPr>
+              <w:t>2</w:t>
+            </w:r>
+          </w:p>
+        </w:tc>
+        <w:tc>
+          <w:tcPr>
+            <w:tcW w:type="dxa" w:w="2880"/>
+          </w:tcPr>
+          <w:p>
+            <w:r/>
+            <w:r>
+              <w:rPr>
+                <w:rFonts w:ascii="맑은 고딕" w:hAnsi="맑은 고딕" w:eastAsia="맑은 고딕"/>
+                <w:sz w:val="19"/>
+              </w:rPr>
+              <w:t>AI 판독</w:t>
+            </w:r>
+          </w:p>
+        </w:tc>
+        <w:tc>
+          <w:tcPr>
+            <w:tcW w:type="dxa" w:w="2880"/>
+          </w:tcPr>
+          <w:p>
+            <w:r/>
+            <w:r>
+              <w:rPr>
+                <w:rFonts w:ascii="맑은 고딕" w:hAnsi="맑은 고딕" w:eastAsia="맑은 고딕"/>
+                <w:sz w:val="19"/>
+              </w:rPr>
+              <w:t>위치별 사진을 판독해 결과 반환(용접 여부 / 판정 사유 / 신뢰도)</w:t>
+            </w:r>
+          </w:p>
+        </w:tc>
+      </w:tr>
+      <w:tr>
+        <w:tc>
+          <w:tcPr>
+            <w:tcW w:type="dxa" w:w="2880"/>
+          </w:tcPr>
+          <w:p>
+            <w:r/>
+            <w:r>
+              <w:rPr>
+                <w:rFonts w:ascii="맑은 고딕" w:hAnsi="맑은 고딕" w:eastAsia="맑은 고딕"/>
+                <w:sz w:val="19"/>
+              </w:rPr>
+              <w:t>3</w:t>
+            </w:r>
+          </w:p>
+        </w:tc>
+        <w:tc>
+          <w:tcPr>
+            <w:tcW w:type="dxa" w:w="2880"/>
+          </w:tcPr>
+          <w:p>
+            <w:r/>
+            <w:r>
+              <w:rPr>
+                <w:rFonts w:ascii="맑은 고딕" w:hAnsi="맑은 고딕" w:eastAsia="맑은 고딕"/>
+                <w:sz w:val="19"/>
+              </w:rPr>
+              <w:t>판정 처리</w:t>
+            </w:r>
+          </w:p>
+        </w:tc>
+        <w:tc>
+          <w:tcPr>
+            <w:tcW w:type="dxa" w:w="2880"/>
+          </w:tcPr>
+          <w:p>
+            <w:r/>
+            <w:r>
+              <w:rPr>
+                <w:rFonts w:ascii="맑은 고딕" w:hAnsi="맑은 고딕" w:eastAsia="맑은 고딕"/>
+                <w:sz w:val="19"/>
+              </w:rPr>
+              <w:t>정상 → 등록 진행 / 누락 의심 → 경고 및 확인 요청(재촬영·재작업) / 판독불가 → 재촬영 요청(OK/NG를 억지로 판단하지 않음)</w:t>
+            </w:r>
+          </w:p>
+        </w:tc>
+      </w:tr>
+      <w:tr>
+        <w:tc>
+          <w:tcPr>
+            <w:tcW w:type="dxa" w:w="2880"/>
+          </w:tcPr>
+          <w:p>
+            <w:r/>
+            <w:r>
+              <w:rPr>
+                <w:rFonts w:ascii="맑은 고딕" w:hAnsi="맑은 고딕" w:eastAsia="맑은 고딕"/>
+                <w:sz w:val="19"/>
+              </w:rPr>
+              <w:t>4</w:t>
+            </w:r>
+          </w:p>
+        </w:tc>
+        <w:tc>
+          <w:tcPr>
+            <w:tcW w:type="dxa" w:w="2880"/>
+          </w:tcPr>
+          <w:p>
+            <w:r/>
+            <w:r>
+              <w:rPr>
+                <w:rFonts w:ascii="맑은 고딕" w:hAnsi="맑은 고딕" w:eastAsia="맑은 고딕"/>
+                <w:sz w:val="19"/>
+              </w:rPr>
+              <w:t>결과 공유</w:t>
+            </w:r>
+          </w:p>
+        </w:tc>
+        <w:tc>
+          <w:tcPr>
+            <w:tcW w:type="dxa" w:w="2880"/>
+          </w:tcPr>
+          <w:p>
+            <w:r/>
+            <w:r>
+              <w:rPr>
+                <w:rFonts w:ascii="맑은 고딕" w:hAnsi="맑은 고딕" w:eastAsia="맑은 고딕"/>
+                <w:sz w:val="19"/>
+              </w:rPr>
+              <w:t>판정 결과를 협력사·본사 담당자에게 메일로 공유</w:t>
+            </w:r>
+          </w:p>
+        </w:tc>
+      </w:tr>
+      <w:tr>
+        <w:tc>
+          <w:tcPr>
+            <w:tcW w:type="dxa" w:w="2880"/>
+          </w:tcPr>
+          <w:p>
+            <w:r/>
+            <w:r>
+              <w:rPr>
+                <w:rFonts w:ascii="맑은 고딕" w:hAnsi="맑은 고딕" w:eastAsia="맑은 고딕"/>
+                <w:sz w:val="19"/>
+              </w:rPr>
+              <w:t>5</w:t>
+            </w:r>
+          </w:p>
+        </w:tc>
+        <w:tc>
+          <w:tcPr>
+            <w:tcW w:type="dxa" w:w="2880"/>
+          </w:tcPr>
+          <w:p>
+            <w:r/>
+            <w:r>
+              <w:rPr>
+                <w:rFonts w:ascii="맑은 고딕" w:hAnsi="맑은 고딕" w:eastAsia="맑은 고딕"/>
+                <w:sz w:val="19"/>
+              </w:rPr>
+              <w:t>이력 관리</w:t>
+            </w:r>
+          </w:p>
+        </w:tc>
+        <w:tc>
+          <w:tcPr>
+            <w:tcW w:type="dxa" w:w="2880"/>
+          </w:tcPr>
+          <w:p>
+            <w:r/>
+            <w:r>
+              <w:rPr>
+                <w:rFonts w:ascii="맑은 고딕" w:hAnsi="맑은 고딕" w:eastAsia="맑은 고딕"/>
+                <w:sz w:val="19"/>
+              </w:rPr>
+              <w:t>판정 결과와 사진 이력을 누적해 모델 개선·추적에 활용</w:t>
+            </w:r>
+          </w:p>
+        </w:tc>
+      </w:tr>
+    </w:tbl>
+    <w:p/>
+    <w:p>
+      <w:pPr>
+        <w:pStyle w:val="ListBullet"/>
+      </w:pPr>
+      <w:r>
+        <w:rPr>
+          <w:rFonts w:ascii="맑은 고딕" w:hAnsi="맑은 고딕" w:eastAsia="맑은 고딕"/>
+          <w:sz w:val="21"/>
+        </w:rPr>
+        <w:t>판별 범위는 단계적으로 넓힙니다: 1단계 용접 여부(누락) 판별(비드 유무 이진 판단) → 후속 용접 품질(언더컷·기공) → 개선포인트 제시. 각장(z') 정량 측정은 범위 밖이며 기존처럼 검사원이 실측해 기입합니다.</w:t>
+      </w:r>
+    </w:p>
+    <w:p>
+      <w:pPr>
+        <w:pStyle w:val="ListBullet"/>
+      </w:pPr>
+      <w:r>
+        <w:rPr>
+          <w:rFonts w:ascii="맑은 고딕" w:hAnsi="맑은 고딕" w:eastAsia="맑은 고딕"/>
+          <w:sz w:val="21"/>
+        </w:rPr>
+        <w:t>구현 방식은 엑셀 매크로 내장을 유력 대안으로 두고, 기존 업로드 사이트 연동·별도 업로드 페이지와 비교해 관련 부서 협의 후 확정한다고 적었습니다. 보안팀은 문제가 없는 범위에서 사내 에이전트를 사용해 개발하도록 안내했다고 합니다.</w:t>
+      </w:r>
+    </w:p>
+    <w:p>
+      <w:r>
+        <w:rPr>
+          <w:rFonts w:ascii="맑은 고딕" w:hAnsi="맑은 고딕" w:eastAsia="맑은 고딕"/>
+          <w:color w:val="666666"/>
+          <w:sz w:val="18"/>
+        </w:rPr>
+        <w:t>[흐름도 — GitHub 화면의 기획서.md 에서 그림으로 보입니다]</w:t>
+      </w:r>
+    </w:p>
+    <w:p>
+      <w:r>
+        <w:rPr>
+          <w:rFonts w:ascii="Consolas" w:hAnsi="Consolas" w:eastAsia="맑은 고딕"/>
+          <w:sz w:val="18"/>
+        </w:rPr>
+        <w:t>flowchart LR</w:t>
+        <w:br/>
+        <w:t xml:space="preserve">  U[협력사&lt;br/&gt;위치별 A~F 사진 등록] --&gt; J[AI 판독&lt;br/&gt;용접 여부·사유·신뢰도]</w:t>
+        <w:br/>
+        <w:t xml:space="preserve">  J --&gt;|정상| OK[등록 진행]</w:t>
+        <w:br/>
+        <w:t xml:space="preserve">  J --&gt;|누락 의심| W[경고·확인 요청&lt;br/&gt;재촬영/재작업]</w:t>
+        <w:br/>
+        <w:t xml:space="preserve">  J --&gt;|판독불가| R[재촬영 요청]</w:t>
+        <w:br/>
+        <w:t xml:space="preserve">  OK --&gt; H[판정 이력 누적&lt;br/&gt;용접자별 불량률]</w:t>
+        <w:br/>
+        <w:t xml:space="preserve">  W --&gt; H</w:t>
+        <w:br/>
+        <w:t xml:space="preserve">  X[엑셀 기록&lt;br/&gt;용접 미완료/누락] --&gt; E[담당자 강제 알림&lt;br/&gt;에스컬레이션]</w:t>
       </w:r>
     </w:p>
     <w:p>
@@ -3532,6 +4389,521 @@
     <w:p/>
     <w:p>
       <w:pPr>
+        <w:pStyle w:val="Heading3"/>
+      </w:pPr>
+      <w:r>
+        <w:rPr>
+          <w:rFonts w:ascii="맑은 고딕" w:hAnsi="맑은 고딕" w:eastAsia="맑은 고딕"/>
+          <w:b/>
+          <w:color w:val="1F3864"/>
+          <w:sz w:val="24"/>
+        </w:rPr>
+        <w:t>과제 C</w:t>
+      </w:r>
+    </w:p>
+    <w:tbl>
+      <w:tblPr>
+        <w:tblStyle w:val="TableGrid"/>
+        <w:tblW w:type="auto" w:w="0"/>
+        <w:tblLook w:firstColumn="1" w:firstRow="1" w:lastColumn="0" w:lastRow="0" w:noHBand="0" w:noVBand="1" w:val="04A0"/>
+      </w:tblPr>
+      <w:tblGrid>
+        <w:gridCol w:w="2880"/>
+        <w:gridCol w:w="2880"/>
+        <w:gridCol w:w="2880"/>
+      </w:tblGrid>
+      <w:tr>
+        <w:tc>
+          <w:tcPr>
+            <w:tcW w:type="dxa" w:w="2880"/>
+            <w:shd w:val="clear" w:color="auto" w:fill="E8EEF6"/>
+          </w:tcPr>
+          <w:p>
+            <w:r>
+              <w:rPr>
+                <w:b/>
+              </w:rPr>
+            </w:r>
+            <w:r>
+              <w:rPr>
+                <w:rFonts w:ascii="맑은 고딕" w:hAnsi="맑은 고딕" w:eastAsia="맑은 고딕"/>
+                <w:b/>
+                <w:sz w:val="19"/>
+              </w:rPr>
+              <w:t>기능</w:t>
+            </w:r>
+          </w:p>
+        </w:tc>
+        <w:tc>
+          <w:tcPr>
+            <w:tcW w:type="dxa" w:w="2880"/>
+            <w:shd w:val="clear" w:color="auto" w:fill="E8EEF6"/>
+          </w:tcPr>
+          <w:p>
+            <w:r>
+              <w:rPr>
+                <w:b/>
+              </w:rPr>
+            </w:r>
+            <w:r>
+              <w:rPr>
+                <w:rFonts w:ascii="맑은 고딕" w:hAnsi="맑은 고딕" w:eastAsia="맑은 고딕"/>
+                <w:b/>
+                <w:sz w:val="19"/>
+              </w:rPr>
+              <w:t>설명</w:t>
+            </w:r>
+          </w:p>
+        </w:tc>
+        <w:tc>
+          <w:tcPr>
+            <w:tcW w:type="dxa" w:w="2880"/>
+            <w:shd w:val="clear" w:color="auto" w:fill="E8EEF6"/>
+          </w:tcPr>
+          <w:p>
+            <w:r>
+              <w:rPr>
+                <w:b/>
+              </w:rPr>
+            </w:r>
+            <w:r>
+              <w:rPr>
+                <w:rFonts w:ascii="맑은 고딕" w:hAnsi="맑은 고딕" w:eastAsia="맑은 고딕"/>
+                <w:b/>
+                <w:sz w:val="19"/>
+              </w:rPr>
+              <w:t>우선순위</w:t>
+            </w:r>
+          </w:p>
+        </w:tc>
+      </w:tr>
+      <w:tr>
+        <w:tc>
+          <w:tcPr>
+            <w:tcW w:type="dxa" w:w="2880"/>
+          </w:tcPr>
+          <w:p>
+            <w:r/>
+            <w:r>
+              <w:rPr>
+                <w:rFonts w:ascii="맑은 고딕" w:hAnsi="맑은 고딕" w:eastAsia="맑은 고딕"/>
+                <w:sz w:val="19"/>
+              </w:rPr>
+              <w:t>위치별 사진 등록</w:t>
+            </w:r>
+          </w:p>
+        </w:tc>
+        <w:tc>
+          <w:tcPr>
+            <w:tcW w:type="dxa" w:w="2880"/>
+          </w:tcPr>
+          <w:p>
+            <w:r/>
+            <w:r>
+              <w:rPr>
+                <w:rFonts w:ascii="맑은 고딕" w:hAnsi="맑은 고딕" w:eastAsia="맑은 고딕"/>
+                <w:sz w:val="19"/>
+              </w:rPr>
+              <w:t>검사 건(품번·LOT·협력사·용접자)마다 A~F 위치별 사진 등록, 위치별 필수 등록 항목 지정</w:t>
+            </w:r>
+          </w:p>
+        </w:tc>
+        <w:tc>
+          <w:tcPr>
+            <w:tcW w:type="dxa" w:w="2880"/>
+          </w:tcPr>
+          <w:p>
+            <w:r/>
+            <w:r>
+              <w:rPr>
+                <w:rFonts w:ascii="맑은 고딕" w:hAnsi="맑은 고딕" w:eastAsia="맑은 고딕"/>
+                <w:sz w:val="19"/>
+              </w:rPr>
+              <w:t>MVP</w:t>
+            </w:r>
+          </w:p>
+        </w:tc>
+      </w:tr>
+      <w:tr>
+        <w:tc>
+          <w:tcPr>
+            <w:tcW w:type="dxa" w:w="2880"/>
+          </w:tcPr>
+          <w:p>
+            <w:r/>
+            <w:r>
+              <w:rPr>
+                <w:rFonts w:ascii="맑은 고딕" w:hAnsi="맑은 고딕" w:eastAsia="맑은 고딕"/>
+                <w:sz w:val="19"/>
+              </w:rPr>
+              <w:t>용접누락 판독</w:t>
+            </w:r>
+          </w:p>
+        </w:tc>
+        <w:tc>
+          <w:tcPr>
+            <w:tcW w:type="dxa" w:w="2880"/>
+          </w:tcPr>
+          <w:p>
+            <w:r/>
+            <w:r>
+              <w:rPr>
+                <w:rFonts w:ascii="맑은 고딕" w:hAnsi="맑은 고딕" w:eastAsia="맑은 고딕"/>
+                <w:sz w:val="19"/>
+              </w:rPr>
+              <w:t>위치별 사진의 용접 비드 유무를 판독해 정상 / 누락 의심 / 판독불가와 판정 사유·신뢰도를 반환. 불확실하면 판독불가로 처리</w:t>
+            </w:r>
+          </w:p>
+        </w:tc>
+        <w:tc>
+          <w:tcPr>
+            <w:tcW w:type="dxa" w:w="2880"/>
+          </w:tcPr>
+          <w:p>
+            <w:r/>
+            <w:r>
+              <w:rPr>
+                <w:rFonts w:ascii="맑은 고딕" w:hAnsi="맑은 고딕" w:eastAsia="맑은 고딕"/>
+                <w:sz w:val="19"/>
+              </w:rPr>
+              <w:t>MVP</w:t>
+            </w:r>
+          </w:p>
+        </w:tc>
+      </w:tr>
+      <w:tr>
+        <w:tc>
+          <w:tcPr>
+            <w:tcW w:type="dxa" w:w="2880"/>
+          </w:tcPr>
+          <w:p>
+            <w:r/>
+            <w:r>
+              <w:rPr>
+                <w:rFonts w:ascii="맑은 고딕" w:hAnsi="맑은 고딕" w:eastAsia="맑은 고딕"/>
+                <w:sz w:val="19"/>
+              </w:rPr>
+              <w:t>판정 처리·재촬영 요청</w:t>
+            </w:r>
+          </w:p>
+        </w:tc>
+        <w:tc>
+          <w:tcPr>
+            <w:tcW w:type="dxa" w:w="2880"/>
+          </w:tcPr>
+          <w:p>
+            <w:r/>
+            <w:r>
+              <w:rPr>
+                <w:rFonts w:ascii="맑은 고딕" w:hAnsi="맑은 고딕" w:eastAsia="맑은 고딕"/>
+                <w:sz w:val="19"/>
+              </w:rPr>
+              <w:t>누락 의심은 경고·확인 요청, 판독불가는 재촬영 요청</w:t>
+            </w:r>
+          </w:p>
+        </w:tc>
+        <w:tc>
+          <w:tcPr>
+            <w:tcW w:type="dxa" w:w="2880"/>
+          </w:tcPr>
+          <w:p>
+            <w:r/>
+            <w:r>
+              <w:rPr>
+                <w:rFonts w:ascii="맑은 고딕" w:hAnsi="맑은 고딕" w:eastAsia="맑은 고딕"/>
+                <w:sz w:val="19"/>
+              </w:rPr>
+              <w:t>MVP</w:t>
+            </w:r>
+          </w:p>
+        </w:tc>
+      </w:tr>
+      <w:tr>
+        <w:tc>
+          <w:tcPr>
+            <w:tcW w:type="dxa" w:w="2880"/>
+          </w:tcPr>
+          <w:p>
+            <w:r/>
+            <w:r>
+              <w:rPr>
+                <w:rFonts w:ascii="맑은 고딕" w:hAnsi="맑은 고딕" w:eastAsia="맑은 고딕"/>
+                <w:sz w:val="19"/>
+              </w:rPr>
+              <w:t>엑셀 기록 기반 강제 알림</w:t>
+            </w:r>
+          </w:p>
+        </w:tc>
+        <w:tc>
+          <w:tcPr>
+            <w:tcW w:type="dxa" w:w="2880"/>
+          </w:tcPr>
+          <w:p>
+            <w:r/>
+            <w:r>
+              <w:rPr>
+                <w:rFonts w:ascii="맑은 고딕" w:hAnsi="맑은 고딕" w:eastAsia="맑은 고딕"/>
+                <w:sz w:val="19"/>
+              </w:rPr>
+              <w:t>검사성적서에 "용접 미완료/누락"으로 기록된 항목이 있으면 AI 판독과 관계없이 담당자 알림·에스컬레이션 (병행 조치)</w:t>
+            </w:r>
+          </w:p>
+        </w:tc>
+        <w:tc>
+          <w:tcPr>
+            <w:tcW w:type="dxa" w:w="2880"/>
+          </w:tcPr>
+          <w:p>
+            <w:r/>
+            <w:r>
+              <w:rPr>
+                <w:rFonts w:ascii="맑은 고딕" w:hAnsi="맑은 고딕" w:eastAsia="맑은 고딕"/>
+                <w:sz w:val="19"/>
+              </w:rPr>
+              <w:t>MVP</w:t>
+            </w:r>
+          </w:p>
+        </w:tc>
+      </w:tr>
+      <w:tr>
+        <w:tc>
+          <w:tcPr>
+            <w:tcW w:type="dxa" w:w="2880"/>
+          </w:tcPr>
+          <w:p>
+            <w:r/>
+            <w:r>
+              <w:rPr>
+                <w:rFonts w:ascii="맑은 고딕" w:hAnsi="맑은 고딕" w:eastAsia="맑은 고딕"/>
+                <w:sz w:val="19"/>
+              </w:rPr>
+              <w:t>판정 이력·용접자별 불량률</w:t>
+            </w:r>
+          </w:p>
+        </w:tc>
+        <w:tc>
+          <w:tcPr>
+            <w:tcW w:type="dxa" w:w="2880"/>
+          </w:tcPr>
+          <w:p>
+            <w:r/>
+            <w:r>
+              <w:rPr>
+                <w:rFonts w:ascii="맑은 고딕" w:hAnsi="맑은 고딕" w:eastAsia="맑은 고딕"/>
+                <w:sz w:val="19"/>
+              </w:rPr>
+              <w:t>판정 결과와 사진 이력 누적, 용접자별·위치별·협력사별 누락 의심 비율 집계 (게시물 3 요구)</w:t>
+            </w:r>
+          </w:p>
+        </w:tc>
+        <w:tc>
+          <w:tcPr>
+            <w:tcW w:type="dxa" w:w="2880"/>
+          </w:tcPr>
+          <w:p>
+            <w:r/>
+            <w:r>
+              <w:rPr>
+                <w:rFonts w:ascii="맑은 고딕" w:hAnsi="맑은 고딕" w:eastAsia="맑은 고딕"/>
+                <w:sz w:val="19"/>
+              </w:rPr>
+              <w:t>MVP</w:t>
+            </w:r>
+          </w:p>
+        </w:tc>
+      </w:tr>
+      <w:tr>
+        <w:tc>
+          <w:tcPr>
+            <w:tcW w:type="dxa" w:w="2880"/>
+          </w:tcPr>
+          <w:p>
+            <w:r/>
+            <w:r>
+              <w:rPr>
+                <w:rFonts w:ascii="맑은 고딕" w:hAnsi="맑은 고딕" w:eastAsia="맑은 고딕"/>
+                <w:sz w:val="19"/>
+              </w:rPr>
+              <w:t>결과 메일 공유</w:t>
+            </w:r>
+          </w:p>
+        </w:tc>
+        <w:tc>
+          <w:tcPr>
+            <w:tcW w:type="dxa" w:w="2880"/>
+          </w:tcPr>
+          <w:p>
+            <w:r/>
+            <w:r>
+              <w:rPr>
+                <w:rFonts w:ascii="맑은 고딕" w:hAnsi="맑은 고딕" w:eastAsia="맑은 고딕"/>
+                <w:sz w:val="19"/>
+              </w:rPr>
+              <w:t>협력사·본사 담당자에게 판정 결과 메일 (수신 대상·에스컬레이션 기준은 미정)</w:t>
+            </w:r>
+          </w:p>
+        </w:tc>
+        <w:tc>
+          <w:tcPr>
+            <w:tcW w:type="dxa" w:w="2880"/>
+          </w:tcPr>
+          <w:p>
+            <w:r/>
+            <w:r>
+              <w:rPr>
+                <w:rFonts w:ascii="맑은 고딕" w:hAnsi="맑은 고딕" w:eastAsia="맑은 고딕"/>
+                <w:sz w:val="19"/>
+              </w:rPr>
+              <w:t>확장</w:t>
+            </w:r>
+          </w:p>
+        </w:tc>
+      </w:tr>
+      <w:tr>
+        <w:tc>
+          <w:tcPr>
+            <w:tcW w:type="dxa" w:w="2880"/>
+          </w:tcPr>
+          <w:p>
+            <w:r/>
+            <w:r>
+              <w:rPr>
+                <w:rFonts w:ascii="맑은 고딕" w:hAnsi="맑은 고딕" w:eastAsia="맑은 고딕"/>
+                <w:sz w:val="19"/>
+              </w:rPr>
+              <w:t>파일럿 성능 측정</w:t>
+            </w:r>
+          </w:p>
+        </w:tc>
+        <w:tc>
+          <w:tcPr>
+            <w:tcW w:type="dxa" w:w="2880"/>
+          </w:tcPr>
+          <w:p>
+            <w:r/>
+            <w:r>
+              <w:rPr>
+                <w:rFonts w:ascii="맑은 고딕" w:hAnsi="맑은 고딕" w:eastAsia="맑은 고딕"/>
+                <w:sz w:val="19"/>
+              </w:rPr>
+              <w:t>라벨된 정상/누락 사진으로 누락 미검출(불량을 정상으로 오판) 건수·오탐률·판독불가 비율 측정</w:t>
+            </w:r>
+          </w:p>
+        </w:tc>
+        <w:tc>
+          <w:tcPr>
+            <w:tcW w:type="dxa" w:w="2880"/>
+          </w:tcPr>
+          <w:p>
+            <w:r/>
+            <w:r>
+              <w:rPr>
+                <w:rFonts w:ascii="맑은 고딕" w:hAnsi="맑은 고딕" w:eastAsia="맑은 고딕"/>
+                <w:sz w:val="19"/>
+              </w:rPr>
+              <w:t>확장</w:t>
+            </w:r>
+          </w:p>
+        </w:tc>
+      </w:tr>
+      <w:tr>
+        <w:tc>
+          <w:tcPr>
+            <w:tcW w:type="dxa" w:w="2880"/>
+          </w:tcPr>
+          <w:p>
+            <w:r/>
+            <w:r>
+              <w:rPr>
+                <w:rFonts w:ascii="맑은 고딕" w:hAnsi="맑은 고딕" w:eastAsia="맑은 고딕"/>
+                <w:sz w:val="19"/>
+              </w:rPr>
+              <w:t>용접 품질 판별</w:t>
+            </w:r>
+          </w:p>
+        </w:tc>
+        <w:tc>
+          <w:tcPr>
+            <w:tcW w:type="dxa" w:w="2880"/>
+          </w:tcPr>
+          <w:p>
+            <w:r/>
+            <w:r>
+              <w:rPr>
+                <w:rFonts w:ascii="맑은 고딕" w:hAnsi="맑은 고딕" w:eastAsia="맑은 고딕"/>
+                <w:sz w:val="19"/>
+              </w:rPr>
+              <w:t>언더컷·기공 등 (불량 샘플 축적 후)</w:t>
+            </w:r>
+          </w:p>
+        </w:tc>
+        <w:tc>
+          <w:tcPr>
+            <w:tcW w:type="dxa" w:w="2880"/>
+          </w:tcPr>
+          <w:p>
+            <w:r/>
+            <w:r>
+              <w:rPr>
+                <w:rFonts w:ascii="맑은 고딕" w:hAnsi="맑은 고딕" w:eastAsia="맑은 고딕"/>
+                <w:sz w:val="19"/>
+              </w:rPr>
+              <w:t>확장</w:t>
+            </w:r>
+          </w:p>
+        </w:tc>
+      </w:tr>
+      <w:tr>
+        <w:tc>
+          <w:tcPr>
+            <w:tcW w:type="dxa" w:w="2880"/>
+          </w:tcPr>
+          <w:p>
+            <w:r/>
+            <w:r>
+              <w:rPr>
+                <w:rFonts w:ascii="맑은 고딕" w:hAnsi="맑은 고딕" w:eastAsia="맑은 고딕"/>
+                <w:sz w:val="19"/>
+              </w:rPr>
+              <w:t>개선포인트 제시</w:t>
+            </w:r>
+          </w:p>
+        </w:tc>
+        <w:tc>
+          <w:tcPr>
+            <w:tcW w:type="dxa" w:w="2880"/>
+          </w:tcPr>
+          <w:p>
+            <w:r/>
+            <w:r>
+              <w:rPr>
+                <w:rFonts w:ascii="맑은 고딕" w:hAnsi="맑은 고딕" w:eastAsia="맑은 고딕"/>
+                <w:sz w:val="19"/>
+              </w:rPr>
+              <w:t>"의심 부위 표시" 수준의 1차 스크리닝부터</w:t>
+            </w:r>
+          </w:p>
+        </w:tc>
+        <w:tc>
+          <w:tcPr>
+            <w:tcW w:type="dxa" w:w="2880"/>
+          </w:tcPr>
+          <w:p>
+            <w:r/>
+            <w:r>
+              <w:rPr>
+                <w:rFonts w:ascii="맑은 고딕" w:hAnsi="맑은 고딕" w:eastAsia="맑은 고딕"/>
+                <w:sz w:val="19"/>
+              </w:rPr>
+              <w:t>확장</w:t>
+            </w:r>
+          </w:p>
+        </w:tc>
+      </w:tr>
+    </w:tbl>
+    <w:p/>
+    <w:p>
+      <w:pPr>
         <w:pStyle w:val="Heading2"/>
       </w:pPr>
       <w:r>
@@ -3664,6 +5036,55 @@
           <w:sz w:val="21"/>
         </w:rPr>
         <w:t>(Pilot) 중국어 수기 점검표 OCR 정확도 검증 결과</w:t>
+      </w:r>
+    </w:p>
+    <w:p>
+      <w:pPr>
+        <w:pStyle w:val="ListBullet"/>
+      </w:pPr>
+      <w:r>
+        <w:rPr>
+          <w:rFonts w:ascii="맑은 고딕" w:hAnsi="맑은 고딕" w:eastAsia="맑은 고딕"/>
+          <w:b/>
+          <w:sz w:val="21"/>
+        </w:rPr>
+        <w:t>과제 C</w:t>
+      </w:r>
+    </w:p>
+    <w:p>
+      <w:pPr>
+        <w:pStyle w:val="ListBullet2"/>
+      </w:pPr>
+      <w:r>
+        <w:rPr>
+          <w:rFonts w:ascii="맑은 고딕" w:hAnsi="맑은 고딕" w:eastAsia="맑은 고딕"/>
+          <w:sz w:val="21"/>
+        </w:rPr>
+        <w:t>위치별 촬영 표준 가이드(제출자 선행 과제)에 맞춘 사진 등록·판독 흐름</w:t>
+      </w:r>
+    </w:p>
+    <w:p>
+      <w:pPr>
+        <w:pStyle w:val="ListBullet2"/>
+      </w:pPr>
+      <w:r>
+        <w:rPr>
+          <w:rFonts w:ascii="맑은 고딕" w:hAnsi="맑은 고딕" w:eastAsia="맑은 고딕"/>
+          <w:sz w:val="21"/>
+        </w:rPr>
+        <w:t>판독 결과 형식(용접 여부 / 판정 사유 / 신뢰도)과 판정 처리 규칙</w:t>
+      </w:r>
+    </w:p>
+    <w:p>
+      <w:pPr>
+        <w:pStyle w:val="ListBullet2"/>
+      </w:pPr>
+      <w:r>
+        <w:rPr>
+          <w:rFonts w:ascii="맑은 고딕" w:hAnsi="맑은 고딕" w:eastAsia="맑은 고딕"/>
+          <w:sz w:val="21"/>
+        </w:rPr>
+        <w:t>파일럿 성능 측정표(누락 미검출·오탐·판독불가)와 용접자별 불량률 누적표</w:t>
       </w:r>
     </w:p>
     <w:p>
@@ -4162,6 +5583,18 @@
     </w:p>
     <w:p>
       <w:pPr>
+        <w:pStyle w:val="ListBullet"/>
+      </w:pPr>
+      <w:r>
+        <w:rPr>
+          <w:rFonts w:ascii="맑은 고딕" w:hAnsi="맑은 고딕" w:eastAsia="맑은 고딕"/>
+          <w:sz w:val="21"/>
+        </w:rPr>
+        <w:t>과제 C는 제출자가 구현 방식(엑셀 매크로 / 기존 업로드 사이트 연동 / 별도 업로드 페이지)을 관련 부서와 협의 중이고, 보안팀이 사내 에이전트 사용을 안내했습니다. 판독 모델·서비스는 이 협의 결과에 따라 정합니다. 파일럿 단계에서는 사진을 사내 에이전트에 넣고 정해진 형식(위치·용접 여부·사유·신뢰도)으로 답을 받는 반자동 방식이 가장 부담이 적습니다 (가정).</w:t>
+      </w:r>
+    </w:p>
+    <w:p>
+      <w:pPr>
         <w:pStyle w:val="Heading2"/>
       </w:pPr>
       <w:r>
@@ -4422,6 +5855,144 @@
       </w:r>
     </w:p>
     <w:p>
+      <w:r>
+        <w:rPr>
+          <w:rFonts w:ascii="맑은 고딕" w:hAnsi="맑은 고딕" w:eastAsia="맑은 고딕"/>
+          <w:b/>
+          <w:sz w:val="21"/>
+        </w:rPr>
+        <w:t>과제 C (이번 1단계에서는 만들지 않음)</w:t>
+      </w:r>
+    </w:p>
+    <w:p>
+      <w:pPr>
+        <w:pStyle w:val="ListBullet"/>
+      </w:pPr>
+      <w:r>
+        <w:rPr>
+          <w:rFonts w:ascii="맑은 고딕" w:hAnsi="맑은 고딕" w:eastAsia="맑은 고딕"/>
+          <w:sz w:val="21"/>
+        </w:rPr>
+        <w:t>판독 자체는 라벨된 사진 없이 검증할 수 없으므로 1단계에서 만들지 않습니다.</w:t>
+      </w:r>
+    </w:p>
+    <w:p>
+      <w:pPr>
+        <w:pStyle w:val="ListBullet"/>
+      </w:pPr>
+      <w:r>
+        <w:rPr>
+          <w:rFonts w:ascii="맑은 고딕" w:hAnsi="맑은 고딕" w:eastAsia="맑은 고딕"/>
+          <w:sz w:val="21"/>
+        </w:rPr>
+        <w:t>1단계 수준 시제품을 만들려면 다음이 먼저 필요합니다.</w:t>
+      </w:r>
+    </w:p>
+    <w:p>
+      <w:pPr>
+        <w:pStyle w:val="ListNumber"/>
+      </w:pPr>
+      <w:r>
+        <w:rPr>
+          <w:rFonts w:ascii="맑은 고딕" w:hAnsi="맑은 고딕" w:eastAsia="맑은 고딕"/>
+          <w:b/>
+          <w:sz w:val="21"/>
+        </w:rPr>
+        <w:t>정상/누락 라벨이 붙은 용접 사진 세트</w:t>
+      </w:r>
+      <w:r>
+        <w:rPr>
+          <w:rFonts w:ascii="맑은 고딕" w:hAnsi="맑은 고딕" w:eastAsia="맑은 고딕"/>
+          <w:sz w:val="21"/>
+        </w:rPr>
+        <w:t xml:space="preserve"> — A~F 위치별 정상/누락 쌍, 사고가 난 B·E 위치 우선, 판독불가 검증용 경계 사례(그을음·어두운 정상 사진) 포함. 라벨은 "B위치-정상", "E위치-누락"처럼 파일명이나 표에 기록.</w:t>
+      </w:r>
+    </w:p>
+    <w:p>
+      <w:pPr>
+        <w:pStyle w:val="ListNumber"/>
+      </w:pPr>
+      <w:r>
+        <w:rPr>
+          <w:rFonts w:ascii="맑은 고딕" w:hAnsi="맑은 고딕" w:eastAsia="맑은 고딕"/>
+          <w:sz w:val="21"/>
+        </w:rPr>
+        <w:t>실제 협력사 내부용접 검사성적서 엑셀 1건 — 사진 위치·"용접 미완료/누락" 기록 칸·용접자 칸의 위치 확인용.</w:t>
+      </w:r>
+    </w:p>
+    <w:p>
+      <w:pPr>
+        <w:pStyle w:val="ListNumber"/>
+      </w:pPr>
+      <w:r>
+        <w:rPr>
+          <w:rFonts w:ascii="맑은 고딕" w:hAnsi="맑은 고딕" w:eastAsia="맑은 고딕"/>
+          <w:sz w:val="21"/>
+        </w:rPr>
+        <w:t>사내 에이전트에 사진을 넣어도 되는지와 답을 받을 형식 합의.</w:t>
+      </w:r>
+    </w:p>
+    <w:p>
+      <w:pPr>
+        <w:pStyle w:val="ListBullet"/>
+      </w:pPr>
+      <w:r>
+        <w:rPr>
+          <w:rFonts w:ascii="맑은 고딕" w:hAnsi="맑은 고딕" w:eastAsia="맑은 고딕"/>
+          <w:sz w:val="21"/>
+        </w:rPr>
+        <w:t>이것이 확보되면 만들 수 있는 1단계 시제품의 모습 (가정):</w:t>
+      </w:r>
+    </w:p>
+    <w:p>
+      <w:pPr>
+        <w:pStyle w:val="ListBullet2"/>
+      </w:pPr>
+      <w:r>
+        <w:rPr>
+          <w:rFonts w:ascii="맑은 고딕" w:hAnsi="맑은 고딕" w:eastAsia="맑은 고딕"/>
+          <w:sz w:val="21"/>
+        </w:rPr>
+        <w:t>검사 건별로 위치 A~F 사진을 등록하고, 사내 에이전트용 판독 요청문을 만들어 복사 → 받은 답(위치·용접 여부·사유·신뢰도)을 붙여 넣으면 정상/누락 의심/판독불가로 정리</w:t>
+      </w:r>
+    </w:p>
+    <w:p>
+      <w:pPr>
+        <w:pStyle w:val="ListBullet2"/>
+      </w:pPr>
+      <w:r>
+        <w:rPr>
+          <w:rFonts w:ascii="맑은 고딕" w:hAnsi="맑은 고딕" w:eastAsia="맑은 고딕"/>
+          <w:sz w:val="21"/>
+        </w:rPr>
+        <w:t>엑셀 성적서의 "용접 미완료/누락" 기록을 읽어 AI 판독과 별도로 경고</w:t>
+      </w:r>
+    </w:p>
+    <w:p>
+      <w:pPr>
+        <w:pStyle w:val="ListBullet2"/>
+      </w:pPr>
+      <w:r>
+        <w:rPr>
+          <w:rFonts w:ascii="맑은 고딕" w:hAnsi="맑은 고딕" w:eastAsia="맑은 고딕"/>
+          <w:sz w:val="21"/>
+        </w:rPr>
+        <w:t>라벨과 판독 결과를 대조해 누락 미검출·오탐·판독불가 건수를 세는 파일럿 성능표</w:t>
+      </w:r>
+    </w:p>
+    <w:p>
+      <w:pPr>
+        <w:pStyle w:val="ListBullet2"/>
+      </w:pPr>
+      <w:r>
+        <w:rPr>
+          <w:rFonts w:ascii="맑은 고딕" w:hAnsi="맑은 고딕" w:eastAsia="맑은 고딕"/>
+          <w:sz w:val="21"/>
+        </w:rPr>
+        <w:t>판정 이력으로 용접자별·위치별 누락 의심 비율 누적표</w:t>
+      </w:r>
+    </w:p>
+    <w:p>
       <w:pPr>
         <w:pStyle w:val="Heading3"/>
       </w:pPr>
@@ -4461,6 +6032,18 @@
     </w:p>
     <w:p>
       <w:pPr>
+        <w:pStyle w:val="ListBullet"/>
+      </w:pPr>
+      <w:r>
+        <w:rPr>
+          <w:rFonts w:ascii="맑은 고딕" w:hAnsi="맑은 고딕" w:eastAsia="맑은 고딕"/>
+          <w:sz w:val="21"/>
+        </w:rPr>
+        <w:t>과제 C 파일럿(제출자 추진 단계 1): 용접누락 판별만 대상으로 판독 요청문을 설계·시험하고 기존 수동 검토와 병행 운영합니다. 제출자가 정한 완료 기준은 "누락 미검출(불량을 정상으로 오판) 없음 확인, 오탐률 측정"입니다.</w:t>
+      </w:r>
+    </w:p>
+    <w:p>
+      <w:pPr>
         <w:pStyle w:val="Heading3"/>
       </w:pPr>
       <w:r>
@@ -4495,6 +6078,18 @@
           <w:sz w:val="21"/>
         </w:rPr>
         <w:t>과제 B: OCR 자동 데이터화, 추세 분석, 협력사 점검관리 Score, 대상 협력사 확대, 공정불량·고객불량 데이터 연계.</w:t>
+      </w:r>
+    </w:p>
+    <w:p>
+      <w:pPr>
+        <w:pStyle w:val="ListBullet"/>
+      </w:pPr>
+      <w:r>
+        <w:rPr>
+          <w:rFonts w:ascii="맑은 고딕" w:hAnsi="맑은 고딕" w:eastAsia="맑은 고딕"/>
+          <w:sz w:val="21"/>
+        </w:rPr>
+        <w:t>과제 C: 협력사 업로드 시점 자동 판별과 메일 공유를 전 협력사에 적용(제출자 추진 단계 2), 이후 용접 품질 판별·개선포인트 제시(추진 단계 3). 일정은 관련 부서 협의 후 단계별로 확정한다고 제출자가 적었습니다.</w:t>
       </w:r>
     </w:p>
     <w:p>
@@ -4658,6 +6253,67 @@
           <w:sz w:val="21"/>
         </w:rPr>
         <w:t>장기적으로 일일점검 데이터와 불량 데이터를 연결해 불량 이전의 이상징후를 관리합니다.</w:t>
+      </w:r>
+    </w:p>
+    <w:p>
+      <w:pPr>
+        <w:pStyle w:val="ListBullet"/>
+      </w:pPr>
+      <w:r>
+        <w:rPr>
+          <w:rFonts w:ascii="맑은 고딕" w:hAnsi="맑은 고딕" w:eastAsia="맑은 고딕"/>
+          <w:b/>
+          <w:sz w:val="21"/>
+        </w:rPr>
+        <w:t>과제 C</w:t>
+      </w:r>
+    </w:p>
+    <w:p>
+      <w:pPr>
+        <w:pStyle w:val="ListBullet2"/>
+      </w:pPr>
+      <w:r>
+        <w:rPr>
+          <w:rFonts w:ascii="맑은 고딕" w:hAnsi="맑은 고딕" w:eastAsia="맑은 고딕"/>
+          <w:sz w:val="21"/>
+        </w:rPr>
+        <w:t>미용접 제품의 본사 입고·조립 공정 유입을 막습니다(재발방지).</w:t>
+      </w:r>
+    </w:p>
+    <w:p>
+      <w:pPr>
+        <w:pStyle w:val="ListBullet2"/>
+      </w:pPr>
+      <w:r>
+        <w:rPr>
+          <w:rFonts w:ascii="맑은 고딕" w:hAnsi="맑은 고딕" w:eastAsia="맑은 고딕"/>
+          <w:sz w:val="21"/>
+        </w:rPr>
+        <w:t>불량 발견 시점을 협력사 단계로 앞당겨 유출 비용과 시장 하자 위험을 줄입니다.</w:t>
+      </w:r>
+    </w:p>
+    <w:p>
+      <w:pPr>
+        <w:pStyle w:val="ListBullet2"/>
+      </w:pPr>
+      <w:r>
+        <w:rPr>
+          <w:rFonts w:ascii="맑은 고딕" w:hAnsi="맑은 고딕" w:eastAsia="맑은 고딕"/>
+          <w:sz w:val="21"/>
+        </w:rPr>
+        <w:t>검토 담당자의 사진 수작업 검토 부담이 줄어듭니다.</w:t>
+      </w:r>
+    </w:p>
+    <w:p>
+      <w:pPr>
+        <w:pStyle w:val="ListBullet2"/>
+      </w:pPr>
+      <w:r>
+        <w:rPr>
+          <w:rFonts w:ascii="맑은 고딕" w:hAnsi="맑은 고딕" w:eastAsia="맑은 고딕"/>
+          <w:sz w:val="21"/>
+        </w:rPr>
+        <w:t>제출자가 제시한 성과지표(안)는 "용접누락 제품 본사 유입 0건", "누락 미검출률은 파일럿에서 0건 확인 후 본 적용(수치 기준은 파일럿 결과로 확정)", "판독불가(재촬영) 비율 감소 추이 관리"입니다.</w:t>
       </w:r>
     </w:p>
     <w:p>
@@ -4848,6 +6504,112 @@
           <w:sz w:val="21"/>
         </w:rPr>
         <w:t>점검표에 적힌 작업자 이름 등 개인정보 보관 기준.</w:t>
+      </w:r>
+    </w:p>
+    <w:p>
+      <w:r>
+        <w:rPr>
+          <w:rFonts w:ascii="맑은 고딕" w:hAnsi="맑은 고딕" w:eastAsia="맑은 고딕"/>
+          <w:b/>
+          <w:sz w:val="21"/>
+        </w:rPr>
+        <w:t>과제 C</w:t>
+      </w:r>
+    </w:p>
+    <w:p>
+      <w:pPr>
+        <w:pStyle w:val="ListNumber"/>
+      </w:pPr>
+      <w:r>
+        <w:rPr>
+          <w:rFonts w:ascii="맑은 고딕" w:hAnsi="맑은 고딕" w:eastAsia="맑은 고딕"/>
+          <w:sz w:val="21"/>
+        </w:rPr>
+        <w:t>정상/누락 라벨이 붙은 용접 사진 세트 — 위치(A~F)별, B·E 위치 우선, 경계 사례 포함. 1단계 시제품의 전제 조건입니다.</w:t>
+      </w:r>
+    </w:p>
+    <w:p>
+      <w:pPr>
+        <w:pStyle w:val="ListNumber"/>
+      </w:pPr>
+      <w:r>
+        <w:rPr>
+          <w:rFonts w:ascii="맑은 고딕" w:hAnsi="맑은 고딕" w:eastAsia="맑은 고딕"/>
+          <w:sz w:val="21"/>
+        </w:rPr>
+        <w:t>실제 협력사 내부용접 검사성적서 엑셀 1건 — 사진이 어느 칸에 붙는지, "용접 미완료/누락" 기록 칸과 용접자 칸이 있는지.</w:t>
+      </w:r>
+    </w:p>
+    <w:p>
+      <w:pPr>
+        <w:pStyle w:val="ListNumber"/>
+      </w:pPr>
+      <w:r>
+        <w:rPr>
+          <w:rFonts w:ascii="맑은 고딕" w:hAnsi="맑은 고딕" w:eastAsia="맑은 고딕"/>
+          <w:sz w:val="21"/>
+        </w:rPr>
+        <w:t>용접자 불량률을 어떤 단위로 볼지 — 용접자 식별 방법(이름·사번·협력사 내부 번호), 분모(검사 건 수 / 위치 수), 집계 기간.</w:t>
+      </w:r>
+    </w:p>
+    <w:p>
+      <w:pPr>
+        <w:pStyle w:val="ListNumber"/>
+      </w:pPr>
+      <w:r>
+        <w:rPr>
+          <w:rFonts w:ascii="맑은 고딕" w:hAnsi="맑은 고딕" w:eastAsia="맑은 고딕"/>
+          <w:sz w:val="21"/>
+        </w:rPr>
+        <w:t>누락 의심 시 등록 차단(강제)으로 할지, 경고 표시(권고)로 할지 (제출자 결정 사항 1).</w:t>
+      </w:r>
+    </w:p>
+    <w:p>
+      <w:pPr>
+        <w:pStyle w:val="ListNumber"/>
+      </w:pPr>
+      <w:r>
+        <w:rPr>
+          <w:rFonts w:ascii="맑은 고딕" w:hAnsi="맑은 고딕" w:eastAsia="맑은 고딕"/>
+          <w:sz w:val="21"/>
+        </w:rPr>
+        <w:t>구현 방식 확정 — 엑셀 매크로 / 기존 업로드 사이트 연동 / 별도 업로드 페이지 (제출자 결정 사항 2).</w:t>
+      </w:r>
+    </w:p>
+    <w:p>
+      <w:pPr>
+        <w:pStyle w:val="ListNumber"/>
+      </w:pPr>
+      <w:r>
+        <w:rPr>
+          <w:rFonts w:ascii="맑은 고딕" w:hAnsi="맑은 고딕" w:eastAsia="맑은 고딕"/>
+          <w:sz w:val="21"/>
+        </w:rPr>
+        <w:t>사내 에이전트에 용접 사진을 넣어도 되는 범위와 답 형식.</w:t>
+      </w:r>
+    </w:p>
+    <w:p>
+      <w:pPr>
+        <w:pStyle w:val="ListNumber"/>
+      </w:pPr>
+      <w:r>
+        <w:rPr>
+          <w:rFonts w:ascii="맑은 고딕" w:hAnsi="맑은 고딕" w:eastAsia="맑은 고딕"/>
+          <w:sz w:val="21"/>
+        </w:rPr>
+        <w:t>결과 메일 수신 대상(협력사·본사 담당자)과 에스컬레이션 기준, 촬영 가이드 배포 시기와 파일럿 대상 협력사.</w:t>
+      </w:r>
+    </w:p>
+    <w:p>
+      <w:pPr>
+        <w:pStyle w:val="ListNumber"/>
+      </w:pPr>
+      <w:r>
+        <w:rPr>
+          <w:rFonts w:ascii="맑은 고딕" w:hAnsi="맑은 고딕" w:eastAsia="맑은 고딕"/>
+          <w:sz w:val="21"/>
+        </w:rPr>
+        <w:t>과제 C의 소속이 부품품질팀으로 적혀 있습니다. 과제 A·B(제품품질팀)와 같은 담당으로 진행하는지 확인이 필요합니다.</w:t>
       </w:r>
     </w:p>
     <w:p>
@@ -5170,6 +6932,100 @@
           </w:p>
         </w:tc>
       </w:tr>
+      <w:tr>
+        <w:tc>
+          <w:tcPr>
+            <w:tcW w:type="dxa" w:w="2880"/>
+          </w:tcPr>
+          <w:p>
+            <w:r/>
+            <w:r>
+              <w:rPr>
+                <w:rFonts w:ascii="맑은 고딕" w:hAnsi="맑은 고딕" w:eastAsia="맑은 고딕"/>
+                <w:sz w:val="19"/>
+              </w:rPr>
+              <w:t>패들릿 게시물 3 (2026-09-28 08:08)</w:t>
+            </w:r>
+          </w:p>
+        </w:tc>
+        <w:tc>
+          <w:tcPr>
+            <w:tcW w:type="dxa" w:w="2880"/>
+          </w:tcPr>
+          <w:p>
+            <w:r/>
+            <w:r>
+              <w:rPr>
+                <w:rFonts w:ascii="맑은 고딕" w:hAnsi="맑은 고딕" w:eastAsia="맑은 고딕"/>
+                <w:sz w:val="19"/>
+              </w:rPr>
+              <w:t>「용접 누락 방지 검출 시스템 개발 건」</w:t>
+            </w:r>
+          </w:p>
+        </w:tc>
+        <w:tc>
+          <w:tcPr>
+            <w:tcW w:type="dxa" w:w="2880"/>
+          </w:tcPr>
+          <w:p>
+            <w:r/>
+            <w:r>
+              <w:rPr>
+                <w:rFonts w:ascii="맑은 고딕" w:hAnsi="맑은 고딕" w:eastAsia="맑은 고딕"/>
+                <w:sz w:val="19"/>
+              </w:rPr>
+              <w:t>직무(부품품질팀)·현안·보유데이터(용접 사진 양호/불량)·기대산출물(업로드 시 불량 검출, 용접자 불량률 누적)</w:t>
+            </w:r>
+          </w:p>
+        </w:tc>
+      </w:tr>
+      <w:tr>
+        <w:tc>
+          <w:tcPr>
+            <w:tcW w:type="dxa" w:w="2880"/>
+          </w:tcPr>
+          <w:p>
+            <w:r/>
+            <w:r>
+              <w:rPr>
+                <w:rFonts w:ascii="맑은 고딕" w:hAnsi="맑은 고딕" w:eastAsia="맑은 고딕"/>
+                <w:sz w:val="19"/>
+              </w:rPr>
+              <w:t>첨부 03</w:t>
+            </w:r>
+          </w:p>
+        </w:tc>
+        <w:tc>
+          <w:tcPr>
+            <w:tcW w:type="dxa" w:w="2880"/>
+          </w:tcPr>
+          <w:p>
+            <w:r/>
+            <w:r>
+              <w:rPr>
+                <w:rFonts w:ascii="Consolas" w:hAnsi="Consolas" w:eastAsia="맑은 고딕"/>
+                <w:sz w:val="18"/>
+              </w:rPr>
+              <w:t>docs/source/03_AI__________.docx</w:t>
+            </w:r>
+          </w:p>
+        </w:tc>
+        <w:tc>
+          <w:tcPr>
+            <w:tcW w:type="dxa" w:w="2880"/>
+          </w:tcPr>
+          <w:p>
+            <w:r/>
+            <w:r>
+              <w:rPr>
+                <w:rFonts w:ascii="맑은 고딕" w:hAnsi="맑은 고딕" w:eastAsia="맑은 고딕"/>
+                <w:sz w:val="19"/>
+              </w:rPr>
+              <w:t>「AI 기반 용접누락 자동 감지 시스템 도입 기획서」 — 9개 절, 판별 범위·판별 흐름·샘플 확보·추진 단계·리스크·성과지표 표 포함</w:t>
+            </w:r>
+          </w:p>
+        </w:tc>
+      </w:tr>
     </w:tbl>
     <w:p/>
     <w:p>
@@ -5178,7 +7034,7 @@
           <w:rFonts w:ascii="맑은 고딕" w:hAnsi="맑은 고딕" w:eastAsia="맑은 고딕"/>
           <w:sz w:val="21"/>
         </w:rPr>
-        <w:t>두 첨부 모두 텍스트 추출로 읽었습니다. 읽지 못한 첨부는 없습니다.</w:t>
+        <w:t>세 첨부 모두 텍스트와 표를 추출해 읽었습니다. 읽지 못한 첨부는 없습니다. 첨부 03에는 그림 파일이 들어 있지 않습니다.</w:t>
       </w:r>
     </w:p>
     <w:sectPr>
